--- a/06_Client_Upload/Connection/01_Onboarding/Internal_Team/Connection_Sprint_Operating_Kit.docx
+++ b/06_Client_Upload/Connection/01_Onboarding/Internal_Team/Connection_Sprint_Operating_Kit.docx
@@ -183,7 +183,133 @@
         <w:pStyle w:val="Heading1"/>
       </w:pPr>
       <w:r>
-        <w:t>1.  Definition of Ready (DoR)</w:t>
+        <w:t>1.  Who Runs the Sprint - the Scrum Master Hat</w:t>
+      </w:r>
+    </w:p>
+    <w:p>
+      <w:pPr>
+        <w:spacing w:after="160" w:before="0"/>
+      </w:pPr>
+      <w:r>
+        <w:rPr>
+          <w:rFonts w:ascii="Calibri" w:hAnsi="Calibri"/>
+          <w:color w:val="1A1A1A"/>
+          <w:sz w:val="22"/>
+        </w:rPr>
+        <w:t>On a pod this size we do not staff a dedicated Scrum Master. The Business Process Consultant / Business Analyst (BPC/BA) wears the Scrum Master hat in addition to facilitating workshops and writing stories. As Scrum Master the BPC/BA:</w:t>
+      </w:r>
+    </w:p>
+    <w:p>
+      <w:pPr>
+        <w:pStyle w:val="ListBullet"/>
+        <w:spacing w:after="40"/>
+        <w:ind w:left="360"/>
+      </w:pPr>
+      <w:r>
+        <w:rPr>
+          <w:rFonts w:ascii="Calibri" w:hAnsi="Calibri"/>
+          <w:sz w:val="22"/>
+        </w:rPr>
+        <w:t>Runs the ceremonies - planning, daily standup, demo/review, and retro - and owns the two-week cadence.</w:t>
+      </w:r>
+    </w:p>
+    <w:p>
+      <w:pPr>
+        <w:pStyle w:val="ListBullet"/>
+        <w:spacing w:after="40"/>
+        <w:ind w:left="360"/>
+      </w:pPr>
+      <w:r>
+        <w:rPr>
+          <w:rFonts w:ascii="Calibri" w:hAnsi="Calibri"/>
+          <w:sz w:val="22"/>
+        </w:rPr>
+        <w:t>Enforces the Definition of Ready at intake and the Definition of Done at close.</w:t>
+      </w:r>
+    </w:p>
+    <w:p>
+      <w:pPr>
+        <w:pStyle w:val="ListBullet"/>
+        <w:spacing w:after="40"/>
+        <w:ind w:left="360"/>
+      </w:pPr>
+      <w:r>
+        <w:rPr>
+          <w:rFonts w:ascii="Calibri" w:hAnsi="Calibri"/>
+          <w:sz w:val="22"/>
+        </w:rPr>
+        <w:t>Owns velocity, burndown, and sprint-health signals, and feeds them to the Executive Health Dashboard.</w:t>
+      </w:r>
+    </w:p>
+    <w:p>
+      <w:pPr>
+        <w:pStyle w:val="ListBullet"/>
+        <w:spacing w:after="40"/>
+        <w:ind w:left="360"/>
+      </w:pPr>
+      <w:r>
+        <w:rPr>
+          <w:rFonts w:ascii="Calibri" w:hAnsi="Calibri"/>
+          <w:sz w:val="22"/>
+        </w:rPr>
+        <w:t>Removes impediments; escalates the ones the team cannot clear to the Engagement Manager.</w:t>
+      </w:r>
+    </w:p>
+    <w:p>
+      <w:pPr>
+        <w:pStyle w:val="ListBullet"/>
+        <w:spacing w:after="40"/>
+        <w:ind w:left="360"/>
+      </w:pPr>
+      <w:r>
+        <w:rPr>
+          <w:rFonts w:ascii="Calibri" w:hAnsi="Calibri"/>
+          <w:sz w:val="22"/>
+        </w:rPr>
+        <w:t>Protects the sprint commitment - shields the pod from mid-sprint scope injection and routes new asks to the backlog or the Customization Council.</w:t>
+      </w:r>
+    </w:p>
+    <w:p>
+      <w:pPr>
+        <w:pStyle w:val="ListBullet"/>
+        <w:spacing w:after="40"/>
+        <w:ind w:left="360"/>
+      </w:pPr>
+      <w:r>
+        <w:rPr>
+          <w:rFonts w:ascii="Calibri" w:hAnsi="Calibri"/>
+          <w:sz w:val="22"/>
+        </w:rPr>
+        <w:t>Coaches both the ECS pod and the Connection team on the agile operating rhythm.</w:t>
+      </w:r>
+    </w:p>
+    <w:p>
+      <w:pPr>
+        <w:pBdr>
+          <w:top w:val="single" w:sz="4" w:space="4" w:color="2E74B5"/>
+          <w:left w:val="single" w:sz="4" w:space="4" w:color="2E74B5"/>
+          <w:bottom w:val="single" w:sz="4" w:space="4" w:color="2E74B5"/>
+          <w:right w:val="single" w:sz="4" w:space="4" w:color="2E74B5"/>
+        </w:pBdr>
+        <w:shd w:val="clear" w:color="auto" w:fill="EAF1F8"/>
+        <w:spacing w:before="120" w:after="160"/>
+      </w:pPr>
+      <w:r>
+        <w:rPr>
+          <w:rFonts w:ascii="Calibri" w:hAnsi="Calibri"/>
+          <w:b/>
+          <w:color w:val="0B1F3A"/>
+          <w:sz w:val="20"/>
+        </w:rPr>
+        <w:t>Neutrality check: the BPC/BA both writes stories and serves as Scrum Master. Where the two pull against each other - e.g., scope pressure on the sprint - the EM and Practice Lead are the check that keeps the servant-leader role honest. No extra seat required.</w:t>
+      </w:r>
+    </w:p>
+    <w:p>
+      <w:pPr>
+        <w:pStyle w:val="Heading1"/>
+      </w:pPr>
+      <w:r>
+        <w:t>2.  Definition of Ready (DoR)</w:t>
       </w:r>
     </w:p>
     <w:p>
@@ -274,7 +400,7 @@
         <w:pStyle w:val="Heading1"/>
       </w:pPr>
       <w:r>
-        <w:t>2.  Sprint Planning Agenda (90 min)</w:t>
+        <w:t>3.  Sprint Planning Agenda (90 min)</w:t>
       </w:r>
     </w:p>
     <w:p>
@@ -316,20 +442,6 @@
           <w:rFonts w:ascii="Calibri" w:hAnsi="Calibri"/>
           <w:sz w:val="22"/>
         </w:rPr>
-        <w:t>Confirm acceptance criteria and estimates; assign owners.</w:t>
-      </w:r>
-    </w:p>
-    <w:p>
-      <w:pPr>
-        <w:pStyle w:val="ListBullet"/>
-        <w:spacing w:after="40"/>
-        <w:ind w:left="360"/>
-      </w:pPr>
-      <w:r>
-        <w:rPr>
-          <w:rFonts w:ascii="Calibri" w:hAnsi="Calibri"/>
-          <w:sz w:val="22"/>
-        </w:rPr>
         <w:t>Identify dependencies and customer inputs needed this sprint (update the Dependency Tracker).</w:t>
       </w:r>
     </w:p>
@@ -352,7 +464,7 @@
         <w:pStyle w:val="Heading1"/>
       </w:pPr>
       <w:r>
-        <w:t>3.  Sprint Demo / Review</w:t>
+        <w:t>4.  Sprint Demo / Review</w:t>
       </w:r>
     </w:p>
     <w:p>
@@ -373,7 +485,7 @@
         <w:pStyle w:val="Heading1"/>
       </w:pPr>
       <w:r>
-        <w:t>4.  Sprint Retrospective (45 min)</w:t>
+        <w:t>5.  Sprint Retrospective (45 min)</w:t>
       </w:r>
     </w:p>
     <w:p>
@@ -437,7 +549,7 @@
         <w:pStyle w:val="Heading1"/>
       </w:pPr>
       <w:r>
-        <w:t>5.  Weekly Cadence</w:t>
+        <w:t>6.  Weekly Cadence</w:t>
       </w:r>
     </w:p>
     <w:tbl>
@@ -645,7 +757,7 @@
                 <w:rFonts w:ascii="Calibri" w:hAnsi="Calibri"/>
                 <w:sz w:val="20"/>
               </w:rPr>
-              <w:t>PC</w:t>
+              <w:t>BPC/BA (Scrum Master)</w:t>
             </w:r>
           </w:p>
         </w:tc>
@@ -832,7 +944,7 @@
                 <w:rFonts w:ascii="Calibri" w:hAnsi="Calibri"/>
                 <w:sz w:val="20"/>
               </w:rPr>
-              <w:t>EM/PC</w:t>
+              <w:t>BPC/BA (SM) + EM</w:t>
             </w:r>
           </w:p>
         </w:tc>
